--- a/facilitator-guide-delegation.docx
+++ b/facilitator-guide-delegation.docx
@@ -928,6 +928,112 @@
       </w:r>
       <w:r>
         <w:t xml:space="preserve"> connect them to the teams.</w:t>
+      </w:r>
+    </w:p>
+    <w:p>
+      <w:pPr>
+        <w:pStyle w:val="Heading1"/>
+      </w:pPr>
+      <w:r>
+        <w:t xml:space="preserve">Recreate it in your whiteboard</w:t>
+      </w:r>
+    </w:p>
+    <w:p>
+      <w:pPr>
+        <w:pStyle w:val="Small"/>
+      </w:pPr>
+      <w:r>
+        <w:t xml:space="preserve">Paste this into your whiteboard's AI assistant (for example Miro AI or Atlassian Rovo) or a general assistant, to get an editable, native version of the board. Results vary by tool, so expect to tidy it up. For an exact copy, import the SVG as a locked background instead.</w:t>
+      </w:r>
+    </w:p>
+    <w:p>
+      <w:r>
+        <w:t xml:space="preserve">Create an editable whiteboard for “Delegation Board”, a workshop board.</w:t>
+      </w:r>
+    </w:p>
+    <w:p>
+      <w:r>
+        <w:t xml:space="preserve">Purpose: Make decision rights explicit: for each area, agree how much the team decides, and move it up over time.</w:t>
+      </w:r>
+    </w:p>
+    <w:p>
+      <w:r>
+        <w:t xml:space="preserve">Layout: a wide landscape board (about 16:11). Make one frame per section below, placed as described. In each frame, add the section name as a heading, then its content as short text labels or empty fields to fill in. Leave space in each frame for sticky notes. Use the header colour given. Keep the wording as written and don't add extra content.</w:t>
+      </w:r>
+    </w:p>
+    <w:p>
+      <w:r>
+        <w:t xml:space="preserve">Header fields to fill in: Team, Leader</w:t>
+      </w:r>
+    </w:p>
+    <w:p>
+      <w:r>
+        <w:t xml:space="preserve">Sections:</w:t>
+      </w:r>
+    </w:p>
+    <w:p>
+      <w:r>
+        <w:t xml:space="preserve">1. Seven Levels of Delegation: top full width, about 100% wide and 15% tall; header colour purple.</w:t>
+      </w:r>
+    </w:p>
+    <w:p>
+      <w:r>
+        <w:t xml:space="preserve">   Subtitle: From leader decides to team decides</w:t>
+      </w:r>
+    </w:p>
+    <w:p>
+      <w:r>
+        <w:t xml:space="preserve">   Content: 1. Tell · 2. Sell · 3. Consult · 4. Agree · 5. Advise · 6. Inquire · 7. Delegate · I decide and tell you · I decide and explain why · I ask you, then I decide · We decide together · I advise, you decide · You decide, then tell me · You decide; no need to tell me</w:t>
+      </w:r>
+    </w:p>
+    <w:p>
+      <w:r>
+        <w:t xml:space="preserve">2. Decision Areas: middle full width, about 100% wide and 60% tall; header colour blue.</w:t>
+      </w:r>
+    </w:p>
+    <w:p>
+      <w:r>
+        <w:t xml:space="preserve">   Subtitle: Mark today's level · arrow to where we're heading</w:t>
+      </w:r>
+    </w:p>
+    <w:p>
+      <w:r>
+        <w:t xml:space="preserve">   Content: Decision area: · 1 · tell: · 2 · sell: · 3 · consult: · 4 · agree: · 5 · advise: · 6 · inquire: · 7 · delegate: · Review by: · e.g. Hiring into the team · e.g. Tools and technology · e.g. How we plan our work · e.g. Working hours · e.g. Spending up to a limit · e.g. Architecture choices · e.g. Who works on what · e.g. Release timing</w:t>
+      </w:r>
+    </w:p>
+    <w:p>
+      <w:r>
+        <w:t xml:space="preserve">3. Guardrails: bottom left, about 50% wide and 20% tall; header colour red.</w:t>
+      </w:r>
+    </w:p>
+    <w:p>
+      <w:r>
+        <w:t xml:space="preserve">   Subtitle: Limits that always apply</w:t>
+      </w:r>
+    </w:p>
+    <w:p>
+      <w:r>
+        <w:t xml:space="preserve">   Content: e.g. budget limits, legal and policy rules, security standards</w:t>
+      </w:r>
+    </w:p>
+    <w:p>
+      <w:r>
+        <w:t xml:space="preserve">4. Next Steps: bottom right, about 50% wide and 20% tall; header colour dark green.</w:t>
+      </w:r>
+    </w:p>
+    <w:p>
+      <w:r>
+        <w:t xml:space="preserve">   Content: Agreed with the team, not just announced · Posted where everyone can see it · One area moves up a level next · Review the board every few months</w:t>
+      </w:r>
+    </w:p>
+    <w:p>
+      <w:r>
+        <w:t xml:space="preserve">Footer questions: “Which decisions could the team make without us?” “What would we need to trust to move this up one level?”</w:t>
+      </w:r>
+    </w:p>
+    <w:p>
+      <w:r>
+        <w:t xml:space="preserve">Original board for reference: https://eparker71.github.io/agile-ways-of-working/delegation-board.html</w:t>
       </w:r>
     </w:p>
     <w:p>

--- a/facilitator-guide-delegation.docx
+++ b/facilitator-guide-delegation.docx
@@ -229,7 +229,7 @@
         </w:numPr>
       </w:pPr>
       <w:r>
-        <w:t xml:space="preserve">Print the board at A3, or load the SVG as a digital background</w:t>
+        <w:t xml:space="preserve">Print the board at A3 or 11×17, or load the SVG as a digital background</w:t>
       </w:r>
     </w:p>
     <w:p>
